--- a/Documentación del Sistema/Documentación/Manuales/Manual de usuario Modulo 2.docx
+++ b/Documentación del Sistema/Documentación/Manuales/Manual de usuario Modulo 2.docx
@@ -297,8 +297,49 @@
           <w:bCs/>
           <w:szCs w:val="24"/>
         </w:rPr>
-        <w:t>Manual de usuario módulo</w:t>
-      </w:r>
+        <w:t>Manual de usuario módulo 2</w:t>
+      </w:r>
+      <w:r>
+        <w:rPr>
+          <w:rFonts w:cs="Times New Roman"/>
+          <w:szCs w:val="24"/>
+        </w:rPr>
+        <w:fldChar w:fldCharType="begin"/>
+      </w:r>
+      <w:r>
+        <w:rPr>
+          <w:rFonts w:cs="Times New Roman"/>
+          <w:szCs w:val="24"/>
+        </w:rPr>
+        <w:instrText xml:space="preserve"> XE "Cliente" </w:instrText>
+      </w:r>
+      <w:r>
+        <w:rPr>
+          <w:rFonts w:cs="Times New Roman"/>
+          <w:szCs w:val="24"/>
+        </w:rPr>
+        <w:fldChar w:fldCharType="end"/>
+      </w:r>
+    </w:p>
+    <w:p>
+      <w:pPr>
+        <w:jc w:val="center"/>
+        <w:rPr>
+          <w:rFonts w:cs="Times New Roman"/>
+          <w:color w:val="000000" w:themeColor="text1"/>
+          <w:szCs w:val="24"/>
+        </w:rPr>
+      </w:pPr>
+    </w:p>
+    <w:p>
+      <w:pPr>
+        <w:jc w:val="center"/>
+        <w:rPr>
+          <w:rFonts w:cs="Times New Roman"/>
+          <w:color w:val="000000" w:themeColor="text1"/>
+          <w:szCs w:val="24"/>
+        </w:rPr>
+      </w:pPr>
       <w:r>
         <w:rPr>
           <w:rFonts w:eastAsia="Times New Roman" w:cs="Times New Roman"/>
@@ -306,56 +347,6 @@
           <w:bCs/>
           <w:szCs w:val="24"/>
         </w:rPr>
-        <w:t xml:space="preserve"> 2</w:t>
-      </w:r>
-      <w:r>
-        <w:rPr>
-          <w:rFonts w:cs="Times New Roman"/>
-          <w:szCs w:val="24"/>
-        </w:rPr>
-        <w:fldChar w:fldCharType="begin"/>
-      </w:r>
-      <w:r>
-        <w:rPr>
-          <w:rFonts w:cs="Times New Roman"/>
-          <w:szCs w:val="24"/>
-        </w:rPr>
-        <w:instrText xml:space="preserve"> XE "Cliente" </w:instrText>
-      </w:r>
-      <w:r>
-        <w:rPr>
-          <w:rFonts w:cs="Times New Roman"/>
-          <w:szCs w:val="24"/>
-        </w:rPr>
-        <w:fldChar w:fldCharType="end"/>
-      </w:r>
-    </w:p>
-    <w:p>
-      <w:pPr>
-        <w:jc w:val="center"/>
-        <w:rPr>
-          <w:rFonts w:cs="Times New Roman"/>
-          <w:color w:val="000000" w:themeColor="text1"/>
-          <w:szCs w:val="24"/>
-        </w:rPr>
-      </w:pPr>
-    </w:p>
-    <w:p>
-      <w:pPr>
-        <w:jc w:val="center"/>
-        <w:rPr>
-          <w:rFonts w:cs="Times New Roman"/>
-          <w:color w:val="000000" w:themeColor="text1"/>
-          <w:szCs w:val="24"/>
-        </w:rPr>
-      </w:pPr>
-      <w:r>
-        <w:rPr>
-          <w:rFonts w:eastAsia="Times New Roman" w:cs="Times New Roman"/>
-          <w:b/>
-          <w:bCs/>
-          <w:szCs w:val="24"/>
-        </w:rPr>
         <w:t>Alumnos:</w:t>
       </w:r>
     </w:p>
@@ -417,10 +408,12 @@
     <w:sdt>
       <w:sdtPr>
         <w:rPr>
-          <w:rFonts w:ascii="Times New Roman" w:hAnsi="Times New Roman" w:cs="Times New Roman"/>
+          <w:rFonts w:ascii="Times New Roman" w:eastAsiaTheme="minorEastAsia" w:hAnsi="Times New Roman" w:cs="Times New Roman"/>
+          <w:b w:val="0"/>
+          <w:color w:val="000000"/>
           <w:sz w:val="24"/>
           <w:szCs w:val="24"/>
-          <w:lang w:val="es-ES"/>
+          <w:lang w:val="es-ES" w:eastAsia="en-US"/>
         </w:rPr>
         <w:id w:val="102156282"/>
         <w:docPartObj>
@@ -430,10 +423,7 @@
       </w:sdtPr>
       <w:sdtEndPr>
         <w:rPr>
-          <w:rFonts w:eastAsiaTheme="minorEastAsia"/>
           <w:bCs/>
-          <w:color w:val="000000"/>
-          <w:lang w:eastAsia="en-US"/>
         </w:rPr>
       </w:sdtEndPr>
       <w:sdtContent>
@@ -493,7 +483,7 @@
             </w:rPr>
             <w:fldChar w:fldCharType="separate"/>
           </w:r>
-          <w:hyperlink w:anchor="_Toc240627395" w:history="1">
+          <w:hyperlink w:anchor="_Toc240633257" w:history="1">
             <w:r>
               <w:rPr>
                 <w:rStyle w:val="Hipervnculo"/>
@@ -521,7 +511,7 @@
                 <w:noProof/>
                 <w:webHidden/>
               </w:rPr>
-              <w:instrText xml:space="preserve"> PAGEREF _Toc240627395 \h </w:instrText>
+              <w:instrText xml:space="preserve"> PAGEREF _Toc240633257 \h </w:instrText>
             </w:r>
             <w:r>
               <w:rPr>
@@ -568,7 +558,7 @@
               <w14:ligatures w14:val="standardContextual"/>
             </w:rPr>
           </w:pPr>
-          <w:hyperlink w:anchor="_Toc240627396" w:history="1">
+          <w:hyperlink w:anchor="_Toc240633258" w:history="1">
             <w:r>
               <w:rPr>
                 <w:rStyle w:val="Hipervnculo"/>
@@ -596,7 +586,7 @@
                 <w:noProof/>
                 <w:webHidden/>
               </w:rPr>
-              <w:instrText xml:space="preserve"> PAGEREF _Toc240627396 \h </w:instrText>
+              <w:instrText xml:space="preserve"> PAGEREF _Toc240633258 \h </w:instrText>
             </w:r>
             <w:r>
               <w:rPr>
@@ -616,7 +606,7 @@
                 <w:noProof/>
                 <w:webHidden/>
               </w:rPr>
-              <w:t>4</w:t>
+              <w:t>3</w:t>
             </w:r>
             <w:r>
               <w:rPr>
@@ -643,7 +633,7 @@
               <w14:ligatures w14:val="standardContextual"/>
             </w:rPr>
           </w:pPr>
-          <w:hyperlink w:anchor="_Toc240627397" w:history="1">
+          <w:hyperlink w:anchor="_Toc240633259" w:history="1">
             <w:r>
               <w:rPr>
                 <w:rStyle w:val="Hipervnculo"/>
@@ -671,7 +661,7 @@
                 <w:noProof/>
                 <w:webHidden/>
               </w:rPr>
-              <w:instrText xml:space="preserve"> PAGEREF _Toc240627397 \h </w:instrText>
+              <w:instrText xml:space="preserve"> PAGEREF _Toc240633259 \h </w:instrText>
             </w:r>
             <w:r>
               <w:rPr>
@@ -691,7 +681,7 @@
                 <w:noProof/>
                 <w:webHidden/>
               </w:rPr>
-              <w:t>5</w:t>
+              <w:t>4</w:t>
             </w:r>
             <w:r>
               <w:rPr>
@@ -718,7 +708,7 @@
               <w14:ligatures w14:val="standardContextual"/>
             </w:rPr>
           </w:pPr>
-          <w:hyperlink w:anchor="_Toc240627398" w:history="1">
+          <w:hyperlink w:anchor="_Toc240633260" w:history="1">
             <w:r>
               <w:rPr>
                 <w:rStyle w:val="Hipervnculo"/>
@@ -746,7 +736,7 @@
                 <w:noProof/>
                 <w:webHidden/>
               </w:rPr>
-              <w:instrText xml:space="preserve"> PAGEREF _Toc240627398 \h </w:instrText>
+              <w:instrText xml:space="preserve"> PAGEREF _Toc240633260 \h </w:instrText>
             </w:r>
             <w:r>
               <w:rPr>
@@ -793,7 +783,7 @@
               <w14:ligatures w14:val="standardContextual"/>
             </w:rPr>
           </w:pPr>
-          <w:hyperlink w:anchor="_Toc240627399" w:history="1">
+          <w:hyperlink w:anchor="_Toc240633261" w:history="1">
             <w:r>
               <w:rPr>
                 <w:rStyle w:val="Hipervnculo"/>
@@ -821,7 +811,7 @@
                 <w:noProof/>
                 <w:webHidden/>
               </w:rPr>
-              <w:instrText xml:space="preserve"> PAGEREF _Toc240627399 \h </w:instrText>
+              <w:instrText xml:space="preserve"> PAGEREF _Toc240633261 \h </w:instrText>
             </w:r>
             <w:r>
               <w:rPr>
@@ -841,7 +831,7 @@
                 <w:noProof/>
                 <w:webHidden/>
               </w:rPr>
-              <w:t>6</w:t>
+              <w:t>5</w:t>
             </w:r>
             <w:r>
               <w:rPr>
@@ -868,7 +858,7 @@
               <w14:ligatures w14:val="standardContextual"/>
             </w:rPr>
           </w:pPr>
-          <w:hyperlink w:anchor="_Toc240627400" w:history="1">
+          <w:hyperlink w:anchor="_Toc240633262" w:history="1">
             <w:r>
               <w:rPr>
                 <w:rStyle w:val="Hipervnculo"/>
@@ -896,7 +886,7 @@
                 <w:noProof/>
                 <w:webHidden/>
               </w:rPr>
-              <w:instrText xml:space="preserve"> PAGEREF _Toc240627400 \h </w:instrText>
+              <w:instrText xml:space="preserve"> PAGEREF _Toc240633262 \h </w:instrText>
             </w:r>
             <w:r>
               <w:rPr>
@@ -916,7 +906,7 @@
                 <w:noProof/>
                 <w:webHidden/>
               </w:rPr>
-              <w:t>8</w:t>
+              <w:t>6</w:t>
             </w:r>
             <w:r>
               <w:rPr>
@@ -943,7 +933,7 @@
               <w14:ligatures w14:val="standardContextual"/>
             </w:rPr>
           </w:pPr>
-          <w:hyperlink w:anchor="_Toc240627401" w:history="1">
+          <w:hyperlink w:anchor="_Toc240633263" w:history="1">
             <w:r>
               <w:rPr>
                 <w:rStyle w:val="Hipervnculo"/>
@@ -971,7 +961,7 @@
                 <w:noProof/>
                 <w:webHidden/>
               </w:rPr>
-              <w:instrText xml:space="preserve"> PAGEREF _Toc240627401 \h </w:instrText>
+              <w:instrText xml:space="preserve"> PAGEREF _Toc240633263 \h </w:instrText>
             </w:r>
             <w:r>
               <w:rPr>
@@ -991,7 +981,7 @@
                 <w:noProof/>
                 <w:webHidden/>
               </w:rPr>
-              <w:t>9</w:t>
+              <w:t>7</w:t>
             </w:r>
             <w:r>
               <w:rPr>
@@ -1018,7 +1008,7 @@
               <w14:ligatures w14:val="standardContextual"/>
             </w:rPr>
           </w:pPr>
-          <w:hyperlink w:anchor="_Toc240627402" w:history="1">
+          <w:hyperlink w:anchor="_Toc240633264" w:history="1">
             <w:r>
               <w:rPr>
                 <w:rStyle w:val="Hipervnculo"/>
@@ -1046,7 +1036,7 @@
                 <w:noProof/>
                 <w:webHidden/>
               </w:rPr>
-              <w:instrText xml:space="preserve"> PAGEREF _Toc240627402 \h </w:instrText>
+              <w:instrText xml:space="preserve"> PAGEREF _Toc240633264 \h </w:instrText>
             </w:r>
             <w:r>
               <w:rPr>
@@ -1066,7 +1056,7 @@
                 <w:noProof/>
                 <w:webHidden/>
               </w:rPr>
-              <w:t>10</w:t>
+              <w:t>8</w:t>
             </w:r>
             <w:r>
               <w:rPr>
@@ -1093,7 +1083,7 @@
               <w14:ligatures w14:val="standardContextual"/>
             </w:rPr>
           </w:pPr>
-          <w:hyperlink w:anchor="_Toc240627403" w:history="1">
+          <w:hyperlink w:anchor="_Toc240633265" w:history="1">
             <w:r>
               <w:rPr>
                 <w:rStyle w:val="Hipervnculo"/>
@@ -1121,7 +1111,7 @@
                 <w:noProof/>
                 <w:webHidden/>
               </w:rPr>
-              <w:instrText xml:space="preserve"> PAGEREF _Toc240627403 \h </w:instrText>
+              <w:instrText xml:space="preserve"> PAGEREF _Toc240633265 \h </w:instrText>
             </w:r>
             <w:r>
               <w:rPr>
@@ -1141,7 +1131,7 @@
                 <w:noProof/>
                 <w:webHidden/>
               </w:rPr>
-              <w:t>11</w:t>
+              <w:t>9</w:t>
             </w:r>
             <w:r>
               <w:rPr>
@@ -1168,7 +1158,7 @@
               <w14:ligatures w14:val="standardContextual"/>
             </w:rPr>
           </w:pPr>
-          <w:hyperlink w:anchor="_Toc240627404" w:history="1">
+          <w:hyperlink w:anchor="_Toc240633266" w:history="1">
             <w:r>
               <w:rPr>
                 <w:rStyle w:val="Hipervnculo"/>
@@ -1196,7 +1186,7 @@
                 <w:noProof/>
                 <w:webHidden/>
               </w:rPr>
-              <w:instrText xml:space="preserve"> PAGEREF _Toc240627404 \h </w:instrText>
+              <w:instrText xml:space="preserve"> PAGEREF _Toc240633266 \h </w:instrText>
             </w:r>
             <w:r>
               <w:rPr>
@@ -1216,7 +1206,7 @@
                 <w:noProof/>
                 <w:webHidden/>
               </w:rPr>
-              <w:t>12</w:t>
+              <w:t>10</w:t>
             </w:r>
             <w:r>
               <w:rPr>
@@ -1243,7 +1233,7 @@
               <w14:ligatures w14:val="standardContextual"/>
             </w:rPr>
           </w:pPr>
-          <w:hyperlink w:anchor="_Toc240627405" w:history="1">
+          <w:hyperlink w:anchor="_Toc240633267" w:history="1">
             <w:r>
               <w:rPr>
                 <w:rStyle w:val="Hipervnculo"/>
@@ -1271,7 +1261,7 @@
                 <w:noProof/>
                 <w:webHidden/>
               </w:rPr>
-              <w:instrText xml:space="preserve"> PAGEREF _Toc240627405 \h </w:instrText>
+              <w:instrText xml:space="preserve"> PAGEREF _Toc240633267 \h </w:instrText>
             </w:r>
             <w:r>
               <w:rPr>
@@ -1291,7 +1281,7 @@
                 <w:noProof/>
                 <w:webHidden/>
               </w:rPr>
-              <w:t>12</w:t>
+              <w:t>10</w:t>
             </w:r>
             <w:r>
               <w:rPr>
@@ -1318,7 +1308,7 @@
               <w14:ligatures w14:val="standardContextual"/>
             </w:rPr>
           </w:pPr>
-          <w:hyperlink w:anchor="_Toc240627406" w:history="1">
+          <w:hyperlink w:anchor="_Toc240633268" w:history="1">
             <w:r>
               <w:rPr>
                 <w:rStyle w:val="Hipervnculo"/>
@@ -1346,7 +1336,7 @@
                 <w:noProof/>
                 <w:webHidden/>
               </w:rPr>
-              <w:instrText xml:space="preserve"> PAGEREF _Toc240627406 \h </w:instrText>
+              <w:instrText xml:space="preserve"> PAGEREF _Toc240633268 \h </w:instrText>
             </w:r>
             <w:r>
               <w:rPr>
@@ -1366,7 +1356,7 @@
                 <w:noProof/>
                 <w:webHidden/>
               </w:rPr>
-              <w:t>13</w:t>
+              <w:t>11</w:t>
             </w:r>
             <w:r>
               <w:rPr>
@@ -1393,7 +1383,7 @@
               <w14:ligatures w14:val="standardContextual"/>
             </w:rPr>
           </w:pPr>
-          <w:hyperlink w:anchor="_Toc240627407" w:history="1">
+          <w:hyperlink w:anchor="_Toc240633269" w:history="1">
             <w:r>
               <w:rPr>
                 <w:rStyle w:val="Hipervnculo"/>
@@ -1421,7 +1411,7 @@
                 <w:noProof/>
                 <w:webHidden/>
               </w:rPr>
-              <w:instrText xml:space="preserve"> PAGEREF _Toc240627407 \h </w:instrText>
+              <w:instrText xml:space="preserve"> PAGEREF _Toc240633269 \h </w:instrText>
             </w:r>
             <w:r>
               <w:rPr>
@@ -1441,7 +1431,7 @@
                 <w:noProof/>
                 <w:webHidden/>
               </w:rPr>
-              <w:t>14</w:t>
+              <w:t>12</w:t>
             </w:r>
             <w:r>
               <w:rPr>
@@ -1468,7 +1458,7 @@
               <w14:ligatures w14:val="standardContextual"/>
             </w:rPr>
           </w:pPr>
-          <w:hyperlink w:anchor="_Toc240627408" w:history="1">
+          <w:hyperlink w:anchor="_Toc240633270" w:history="1">
             <w:r>
               <w:rPr>
                 <w:rStyle w:val="Hipervnculo"/>
@@ -1496,7 +1486,7 @@
                 <w:noProof/>
                 <w:webHidden/>
               </w:rPr>
-              <w:instrText xml:space="preserve"> PAGEREF _Toc240627408 \h </w:instrText>
+              <w:instrText xml:space="preserve"> PAGEREF _Toc240633270 \h </w:instrText>
             </w:r>
             <w:r>
               <w:rPr>
@@ -1516,7 +1506,7 @@
                 <w:noProof/>
                 <w:webHidden/>
               </w:rPr>
-              <w:t>15</w:t>
+              <w:t>13</w:t>
             </w:r>
             <w:r>
               <w:rPr>
@@ -1543,7 +1533,7 @@
               <w14:ligatures w14:val="standardContextual"/>
             </w:rPr>
           </w:pPr>
-          <w:hyperlink w:anchor="_Toc240627409" w:history="1">
+          <w:hyperlink w:anchor="_Toc240633271" w:history="1">
             <w:r>
               <w:rPr>
                 <w:rStyle w:val="Hipervnculo"/>
@@ -1571,7 +1561,7 @@
                 <w:noProof/>
                 <w:webHidden/>
               </w:rPr>
-              <w:instrText xml:space="preserve"> PAGEREF _Toc240627409 \h </w:instrText>
+              <w:instrText xml:space="preserve"> PAGEREF _Toc240633271 \h </w:instrText>
             </w:r>
             <w:r>
               <w:rPr>
@@ -1591,7 +1581,7 @@
                 <w:noProof/>
                 <w:webHidden/>
               </w:rPr>
-              <w:t>17</w:t>
+              <w:t>14</w:t>
             </w:r>
             <w:r>
               <w:rPr>
@@ -1618,7 +1608,7 @@
               <w14:ligatures w14:val="standardContextual"/>
             </w:rPr>
           </w:pPr>
-          <w:hyperlink w:anchor="_Toc240627410" w:history="1">
+          <w:hyperlink w:anchor="_Toc240633272" w:history="1">
             <w:r>
               <w:rPr>
                 <w:rStyle w:val="Hipervnculo"/>
@@ -1646,7 +1636,7 @@
                 <w:noProof/>
                 <w:webHidden/>
               </w:rPr>
-              <w:instrText xml:space="preserve"> PAGEREF _Toc240627410 \h </w:instrText>
+              <w:instrText xml:space="preserve"> PAGEREF _Toc240633272 \h </w:instrText>
             </w:r>
             <w:r>
               <w:rPr>
@@ -1666,7 +1656,7 @@
                 <w:noProof/>
                 <w:webHidden/>
               </w:rPr>
-              <w:t>17</w:t>
+              <w:t>14</w:t>
             </w:r>
             <w:r>
               <w:rPr>
@@ -1693,7 +1683,7 @@
               <w14:ligatures w14:val="standardContextual"/>
             </w:rPr>
           </w:pPr>
-          <w:hyperlink w:anchor="_Toc240627411" w:history="1">
+          <w:hyperlink w:anchor="_Toc240633273" w:history="1">
             <w:r>
               <w:rPr>
                 <w:rStyle w:val="Hipervnculo"/>
@@ -1721,7 +1711,7 @@
                 <w:noProof/>
                 <w:webHidden/>
               </w:rPr>
-              <w:instrText xml:space="preserve"> PAGEREF _Toc240627411 \h </w:instrText>
+              <w:instrText xml:space="preserve"> PAGEREF _Toc240633273 \h </w:instrText>
             </w:r>
             <w:r>
               <w:rPr>
@@ -1741,7 +1731,7 @@
                 <w:noProof/>
                 <w:webHidden/>
               </w:rPr>
-              <w:t>19</w:t>
+              <w:t>16</w:t>
             </w:r>
             <w:r>
               <w:rPr>
@@ -1805,7 +1795,7 @@
           <w:szCs w:val="24"/>
         </w:rPr>
       </w:pPr>
-      <w:bookmarkStart w:id="0" w:name="_Toc240627395"/>
+      <w:bookmarkStart w:id="0" w:name="_Toc240633257"/>
       <w:r>
         <w:rPr>
           <w:rFonts w:ascii="Times New Roman" w:hAnsi="Times New Roman" w:cs="Times New Roman"/>
@@ -1829,7 +1819,23 @@
           <w:rFonts w:cs="Times New Roman"/>
           <w:szCs w:val="24"/>
         </w:rPr>
-        <w:t>El Módulo 2 incorpora la atención por WhatsApp al Sistema de Gestión Integral de Villafañe Wifi. El cliente puede iniciar una conversación desde su teléfono y el sistema identifica su número, guarda el intercambio y responde mediante el bot o mediante un usuario interno cuando la consulta requiere atención humana.</w:t>
+        <w:t xml:space="preserve">El Módulo 2 incorpora la atención por WhatsApp al Sistema de Gestión Integral de Villafañe Wifi. El cliente puede iniciar una conversación desde su teléfono y el sistema identifica su número, guarda el intercambio y responde mediante el </w:t>
+      </w:r>
+      <w:proofErr w:type="spellStart"/>
+      <w:r>
+        <w:rPr>
+          <w:rFonts w:cs="Times New Roman"/>
+          <w:szCs w:val="24"/>
+        </w:rPr>
+        <w:t>bot</w:t>
+      </w:r>
+      <w:proofErr w:type="spellEnd"/>
+      <w:r>
+        <w:rPr>
+          <w:rFonts w:cs="Times New Roman"/>
+          <w:szCs w:val="24"/>
+        </w:rPr>
+        <w:t xml:space="preserve"> o mediante un usuario interno cuando la consulta requiere atención humana.</w:t>
       </w:r>
     </w:p>
     <w:p>
@@ -2025,7 +2031,7 @@
                 <w:color w:val="1F6E8C"/>
                 <w:szCs w:val="24"/>
               </w:rPr>
-              <w:t>Nota: Las operaciones administrativas posteriores —por ejemplo, aprobar definitivamente un comprobante o resolver un ticket— se continúan desde los módulos correspondientes. Este manual explica cómo el Módulo 2 los origina y los muestra.</w:t>
+              <w:t>Nota: las operaciones administrativas posteriores (aprobar definitivamente un comprobante o resolver un ticket, por ejemplo) se continúan desde los módulos correspondientes. Este manual explica cómo el Módulo 2 las origina y las muestra.</w:t>
             </w:r>
           </w:p>
         </w:tc>
@@ -2049,7 +2055,7 @@
           <w:szCs w:val="24"/>
         </w:rPr>
       </w:pPr>
-      <w:bookmarkStart w:id="1" w:name="_Toc240627396"/>
+      <w:bookmarkStart w:id="1" w:name="_Toc240633258"/>
       <w:r>
         <w:rPr>
           <w:rFonts w:ascii="Times New Roman" w:hAnsi="Times New Roman" w:cs="Times New Roman"/>
@@ -2220,6 +2226,7 @@
                 <w:szCs w:val="24"/>
               </w:rPr>
             </w:pPr>
+            <w:proofErr w:type="spellStart"/>
             <w:r>
               <w:rPr>
                 <w:rFonts w:cs="Times New Roman"/>
@@ -2227,6 +2234,7 @@
               </w:rPr>
               <w:t>consultar_conversaciones</w:t>
             </w:r>
+            <w:proofErr w:type="spellEnd"/>
           </w:p>
         </w:tc>
         <w:tc>
@@ -2296,6 +2304,7 @@
                 <w:szCs w:val="24"/>
               </w:rPr>
             </w:pPr>
+            <w:proofErr w:type="spellStart"/>
             <w:r>
               <w:rPr>
                 <w:rFonts w:cs="Times New Roman"/>
@@ -2303,6 +2312,7 @@
               </w:rPr>
               <w:t>gestionar_conversaciones</w:t>
             </w:r>
+            <w:proofErr w:type="spellEnd"/>
           </w:p>
         </w:tc>
         <w:tc>
@@ -2373,6 +2383,7 @@
                 <w:szCs w:val="24"/>
               </w:rPr>
             </w:pPr>
+            <w:proofErr w:type="spellStart"/>
             <w:r>
               <w:rPr>
                 <w:rFonts w:cs="Times New Roman"/>
@@ -2380,6 +2391,7 @@
               </w:rPr>
               <w:t>consultar_pagos</w:t>
             </w:r>
+            <w:proofErr w:type="spellEnd"/>
           </w:p>
         </w:tc>
         <w:tc>
@@ -2402,7 +2414,23 @@
                 <w:rFonts w:cs="Times New Roman"/>
                 <w:szCs w:val="24"/>
               </w:rPr>
-              <w:t>Revisar los archivos recibidos por el bot.</w:t>
+              <w:t xml:space="preserve">Revisar los archivos recibidos por el </w:t>
+            </w:r>
+            <w:proofErr w:type="spellStart"/>
+            <w:r>
+              <w:rPr>
+                <w:rFonts w:cs="Times New Roman"/>
+                <w:szCs w:val="24"/>
+              </w:rPr>
+              <w:t>bot</w:t>
+            </w:r>
+            <w:proofErr w:type="spellEnd"/>
+            <w:r>
+              <w:rPr>
+                <w:rFonts w:cs="Times New Roman"/>
+                <w:szCs w:val="24"/>
+              </w:rPr>
+              <w:t>.</w:t>
             </w:r>
           </w:p>
         </w:tc>
@@ -2645,16 +2673,26 @@
           <w:szCs w:val="24"/>
         </w:rPr>
       </w:pPr>
-      <w:bookmarkStart w:id="2" w:name="_Toc240627397"/>
+      <w:bookmarkStart w:id="2" w:name="_Toc240633259"/>
       <w:r>
         <w:rPr>
           <w:rFonts w:ascii="Times New Roman" w:hAnsi="Times New Roman" w:cs="Times New Roman"/>
           <w:sz w:val="24"/>
           <w:szCs w:val="24"/>
         </w:rPr>
-        <w:t>3. Funcionamiento general del bot</w:t>
+        <w:t xml:space="preserve">3. Funcionamiento general del </w:t>
+      </w:r>
+      <w:proofErr w:type="spellStart"/>
+      <w:r>
+        <w:rPr>
+          <w:rFonts w:ascii="Times New Roman" w:hAnsi="Times New Roman" w:cs="Times New Roman"/>
+          <w:sz w:val="24"/>
+          <w:szCs w:val="24"/>
+        </w:rPr>
+        <w:t>bot</w:t>
       </w:r>
       <w:bookmarkEnd w:id="2"/>
+      <w:proofErr w:type="spellEnd"/>
     </w:p>
     <w:p>
       <w:pPr>
@@ -3100,7 +3138,23 @@
           <w:rFonts w:cs="Times New Roman"/>
           <w:szCs w:val="24"/>
         </w:rPr>
-        <w:t>El cliente puede responder con el número de opción o con expresiones claras, por ejemplo “quiero consultar mi deuda” o “necesito hablar con una persona”. Si el bot no comprende la solicitud, pide reformularla; luego de dos intentos fallidos deriva automáticamente a atención humana.</w:t>
+        <w:t xml:space="preserve">El cliente puede responder con el número de opción o con expresiones claras, por ejemplo “quiero consultar mi deuda” o “necesito hablar con una persona”. Si el </w:t>
+      </w:r>
+      <w:proofErr w:type="spellStart"/>
+      <w:r>
+        <w:rPr>
+          <w:rFonts w:cs="Times New Roman"/>
+          <w:szCs w:val="24"/>
+        </w:rPr>
+        <w:t>bot</w:t>
+      </w:r>
+      <w:proofErr w:type="spellEnd"/>
+      <w:r>
+        <w:rPr>
+          <w:rFonts w:cs="Times New Roman"/>
+          <w:szCs w:val="24"/>
+        </w:rPr>
+        <w:t xml:space="preserve"> no comprende la solicitud, pide reformularla; luego de dos intentos fallidos deriva automáticamente a atención humana.</w:t>
       </w:r>
     </w:p>
     <w:tbl>
@@ -3220,7 +3274,7 @@
           <w:szCs w:val="24"/>
         </w:rPr>
       </w:pPr>
-      <w:bookmarkStart w:id="3" w:name="_Toc240627398"/>
+      <w:bookmarkStart w:id="3" w:name="_Toc240633260"/>
       <w:r>
         <w:rPr>
           <w:rFonts w:ascii="Times New Roman" w:hAnsi="Times New Roman" w:cs="Times New Roman"/>
@@ -3300,7 +3354,25 @@
           <w:bCs/>
           <w:szCs w:val="24"/>
         </w:rPr>
-        <w:t>3. Ingrese en Ver conversación para comprobar el mensaje recibido y la respuesta del bot.</w:t>
+        <w:t xml:space="preserve">3. Ingrese en Ver conversación para comprobar el mensaje recibido y la respuesta del </w:t>
+      </w:r>
+      <w:proofErr w:type="spellStart"/>
+      <w:r>
+        <w:rPr>
+          <w:rFonts w:cs="Times New Roman"/>
+          <w:bCs/>
+          <w:szCs w:val="24"/>
+        </w:rPr>
+        <w:t>bot</w:t>
+      </w:r>
+      <w:proofErr w:type="spellEnd"/>
+      <w:r>
+        <w:rPr>
+          <w:rFonts w:cs="Times New Roman"/>
+          <w:bCs/>
+          <w:szCs w:val="24"/>
+        </w:rPr>
+        <w:t>.</w:t>
       </w:r>
     </w:p>
     <w:p>
@@ -3338,7 +3410,25 @@
           <w:bCs/>
           <w:szCs w:val="24"/>
         </w:rPr>
-        <w:t>5. Al activar ese modo aparecerá Simulador WhatsApp en el menú lateral de las cuentas con permiso gestionar_conversaciones.</w:t>
+        <w:t xml:space="preserve">5. Al activar ese modo aparecerá Simulador WhatsApp en el menú lateral de las cuentas con permiso </w:t>
+      </w:r>
+      <w:proofErr w:type="spellStart"/>
+      <w:r>
+        <w:rPr>
+          <w:rFonts w:cs="Times New Roman"/>
+          <w:bCs/>
+          <w:szCs w:val="24"/>
+        </w:rPr>
+        <w:t>gestionar_conversaciones</w:t>
+      </w:r>
+      <w:proofErr w:type="spellEnd"/>
+      <w:r>
+        <w:rPr>
+          <w:rFonts w:cs="Times New Roman"/>
+          <w:bCs/>
+          <w:szCs w:val="24"/>
+        </w:rPr>
+        <w:t>.</w:t>
       </w:r>
     </w:p>
     <w:p>
@@ -3427,7 +3517,7 @@
           <w:szCs w:val="24"/>
         </w:rPr>
       </w:pPr>
-      <w:bookmarkStart w:id="4" w:name="_Toc240627399"/>
+      <w:bookmarkStart w:id="4" w:name="_Toc240633261"/>
       <w:r>
         <w:rPr>
           <w:rFonts w:ascii="Times New Roman" w:hAnsi="Times New Roman" w:cs="Times New Roman"/>
@@ -3458,7 +3548,23 @@
           <w:rFonts w:cs="Times New Roman"/>
           <w:szCs w:val="24"/>
         </w:rPr>
-        <w:t xml:space="preserve"> Si el número coincide con el teléfono de WhatsApp de un cliente activo, el bot abre o reutiliza una conversación, registra el mensaje, saluda utilizando el nombre o razón social y muestra el menú.</w:t>
+        <w:t xml:space="preserve"> Si el número coincide con el teléfono de WhatsApp de un cliente activo, el </w:t>
+      </w:r>
+      <w:proofErr w:type="spellStart"/>
+      <w:r>
+        <w:rPr>
+          <w:rFonts w:cs="Times New Roman"/>
+          <w:szCs w:val="24"/>
+        </w:rPr>
+        <w:t>bot</w:t>
+      </w:r>
+      <w:proofErr w:type="spellEnd"/>
+      <w:r>
+        <w:rPr>
+          <w:rFonts w:cs="Times New Roman"/>
+          <w:szCs w:val="24"/>
+        </w:rPr>
+        <w:t xml:space="preserve"> abre o reutiliza una conversación, registra el mensaje, saluda utilizando el nombre o razón social y muestra el menú.</w:t>
       </w:r>
     </w:p>
     <w:p>
@@ -3612,7 +3718,7 @@
           <w:szCs w:val="24"/>
         </w:rPr>
       </w:pPr>
-      <w:bookmarkStart w:id="5" w:name="_Toc240627400"/>
+      <w:bookmarkStart w:id="5" w:name="_Toc240633262"/>
       <w:r>
         <w:rPr>
           <w:rFonts w:ascii="Times New Roman" w:hAnsi="Times New Roman" w:cs="Times New Roman"/>
@@ -3635,7 +3741,23 @@
           <w:rFonts w:cs="Times New Roman"/>
           <w:szCs w:val="24"/>
         </w:rPr>
-        <w:t>Cuando el DNI no existe, el bot reúne los datos necesarios de forma ordenada y crea el cliente junto con su primer servicio. Los datos parciales se conservan en la conversación hasta completar el flujo.</w:t>
+        <w:t xml:space="preserve">Cuando el DNI no existe, el </w:t>
+      </w:r>
+      <w:proofErr w:type="spellStart"/>
+      <w:r>
+        <w:rPr>
+          <w:rFonts w:cs="Times New Roman"/>
+          <w:szCs w:val="24"/>
+        </w:rPr>
+        <w:t>bot</w:t>
+      </w:r>
+      <w:proofErr w:type="spellEnd"/>
+      <w:r>
+        <w:rPr>
+          <w:rFonts w:cs="Times New Roman"/>
+          <w:szCs w:val="24"/>
+        </w:rPr>
+        <w:t xml:space="preserve"> reúne los datos necesarios de forma ordenada y crea el cliente junto con su primer servicio. Los datos parciales se conservan en la conversación hasta completar el flujo.</w:t>
       </w:r>
     </w:p>
     <w:tbl>
@@ -4220,7 +4342,23 @@
           <w:rFonts w:cs="Times New Roman"/>
           <w:szCs w:val="24"/>
         </w:rPr>
-        <w:t>Para una dirección sin número se puede escribir “s/n”. Si un dato no cumple el formato, el bot explica el error y vuelve a solicitarlo. Al finalizar, confirma el alta, asocia el número de WhatsApp y deja disponible el menú principal.</w:t>
+        <w:t xml:space="preserve">Para una dirección sin número se puede escribir “s/n”. Si un dato no cumple el formato, el </w:t>
+      </w:r>
+      <w:proofErr w:type="spellStart"/>
+      <w:r>
+        <w:rPr>
+          <w:rFonts w:cs="Times New Roman"/>
+          <w:szCs w:val="24"/>
+        </w:rPr>
+        <w:t>bot</w:t>
+      </w:r>
+      <w:proofErr w:type="spellEnd"/>
+      <w:r>
+        <w:rPr>
+          <w:rFonts w:cs="Times New Roman"/>
+          <w:szCs w:val="24"/>
+        </w:rPr>
+        <w:t xml:space="preserve"> explica el error y vuelve a solicitarlo. Al finalizar, confirma el alta, asocia el número de WhatsApp y deja disponible el menú principal.</w:t>
       </w:r>
     </w:p>
     <w:p>
@@ -4391,23 +4529,13 @@
           <w:szCs w:val="24"/>
         </w:rPr>
       </w:pPr>
-    </w:p>
-    <w:p>
-      <w:pPr>
-        <w:pStyle w:val="Ttulo1"/>
+      <w:bookmarkStart w:id="6" w:name="_Toc240633263"/>
+      <w:r>
         <w:rPr>
           <w:rFonts w:ascii="Times New Roman" w:hAnsi="Times New Roman" w:cs="Times New Roman"/>
           <w:sz w:val="24"/>
           <w:szCs w:val="24"/>
         </w:rPr>
-      </w:pPr>
-      <w:bookmarkStart w:id="6" w:name="_Toc240627401"/>
-      <w:r>
-        <w:rPr>
-          <w:rFonts w:ascii="Times New Roman" w:hAnsi="Times New Roman" w:cs="Times New Roman"/>
-          <w:sz w:val="24"/>
-          <w:szCs w:val="24"/>
-        </w:rPr>
         <w:t>7. Consulta del estado de cuenta</w:t>
       </w:r>
       <w:bookmarkEnd w:id="6"/>
@@ -4527,7 +4655,6 @@
           <w:b/>
           <w:szCs w:val="24"/>
         </w:rPr>
-        <w:lastRenderedPageBreak/>
         <w:t xml:space="preserve">5. </w:t>
       </w:r>
       <w:r>
@@ -4553,6 +4680,7 @@
           <w:b/>
           <w:szCs w:val="24"/>
         </w:rPr>
+        <w:lastRenderedPageBreak/>
         <w:t xml:space="preserve">6. </w:t>
       </w:r>
       <w:r>
@@ -4605,7 +4733,27 @@
                 <w:color w:val="1F6E8C"/>
                 <w:szCs w:val="24"/>
               </w:rPr>
-              <w:t>Nota: Si el cliente no posee cuotas pendientes, el bot indica que la cuenta está al día. Si no existe próximo vencimiento, lo informa expresamente.</w:t>
+              <w:t xml:space="preserve">Nota: Si el cliente no posee cuotas pendientes, el </w:t>
+            </w:r>
+            <w:proofErr w:type="spellStart"/>
+            <w:r>
+              <w:rPr>
+                <w:rFonts w:cs="Times New Roman"/>
+                <w:i/>
+                <w:color w:val="1F6E8C"/>
+                <w:szCs w:val="24"/>
+              </w:rPr>
+              <w:t>bot</w:t>
+            </w:r>
+            <w:proofErr w:type="spellEnd"/>
+            <w:r>
+              <w:rPr>
+                <w:rFonts w:cs="Times New Roman"/>
+                <w:i/>
+                <w:color w:val="1F6E8C"/>
+                <w:szCs w:val="24"/>
+              </w:rPr>
+              <w:t xml:space="preserve"> indica que la cuenta está al día. Si no existe próximo vencimiento, lo informa expresamente.</w:t>
             </w:r>
           </w:p>
         </w:tc>
@@ -4630,17 +4778,9 @@
       <w:r>
         <w:rPr>
           <w:rFonts w:cs="Times New Roman"/>
-          <w:szCs w:val="24"/>
-        </w:rPr>
-        <w:br w:type="page"/>
-      </w:r>
-      <w:r>
-        <w:rPr>
-          <w:rFonts w:cs="Times New Roman"/>
           <w:noProof/>
           <w:szCs w:val="24"/>
         </w:rPr>
-        <w:lastRenderedPageBreak/>
         <w:drawing>
           <wp:inline distT="0" distB="0" distL="0" distR="0" wp14:anchorId="55AED5CD" wp14:editId="22DC540B">
             <wp:extent cx="4465017" cy="2116666"/>
@@ -4687,7 +4827,7 @@
           <w:szCs w:val="24"/>
         </w:rPr>
       </w:pPr>
-      <w:bookmarkStart w:id="7" w:name="_Toc240627402"/>
+      <w:bookmarkStart w:id="7" w:name="_Toc240633264"/>
       <w:r>
         <w:rPr>
           <w:rFonts w:ascii="Times New Roman" w:hAnsi="Times New Roman" w:cs="Times New Roman"/>
@@ -4745,7 +4885,23 @@
           <w:rFonts w:cs="Times New Roman"/>
           <w:szCs w:val="24"/>
         </w:rPr>
-        <w:t>El bot solicita una foto o un archivo PDF del comprobante.</w:t>
+        <w:t xml:space="preserve">El </w:t>
+      </w:r>
+      <w:proofErr w:type="spellStart"/>
+      <w:r>
+        <w:rPr>
+          <w:rFonts w:cs="Times New Roman"/>
+          <w:szCs w:val="24"/>
+        </w:rPr>
+        <w:t>bot</w:t>
+      </w:r>
+      <w:proofErr w:type="spellEnd"/>
+      <w:r>
+        <w:rPr>
+          <w:rFonts w:cs="Times New Roman"/>
+          <w:szCs w:val="24"/>
+        </w:rPr>
+        <w:t xml:space="preserve"> solicita una foto o un archivo PDF del comprobante.</w:t>
       </w:r>
     </w:p>
     <w:p>
@@ -4820,22 +4976,54 @@
           <w:rFonts w:cs="Times New Roman"/>
           <w:szCs w:val="24"/>
         </w:rPr>
-        <w:t>El bot confirma la recepción y cierra la conversación.</w:t>
-      </w:r>
-    </w:p>
-    <w:p>
-      <w:pPr>
-        <w:rPr>
-          <w:rFonts w:cs="Times New Roman"/>
-          <w:szCs w:val="24"/>
-        </w:rPr>
-      </w:pPr>
-      <w:r>
-        <w:rPr>
-          <w:rFonts w:cs="Times New Roman"/>
-          <w:szCs w:val="24"/>
-        </w:rPr>
-        <w:t>Formatos admitidos: imagen y documento PDF. El límite configurado es de 10 MB. Un mensaje de texto solo no completa el proceso; el bot volverá a solicitar el archivo.</w:t>
+        <w:t xml:space="preserve">El </w:t>
+      </w:r>
+      <w:proofErr w:type="spellStart"/>
+      <w:r>
+        <w:rPr>
+          <w:rFonts w:cs="Times New Roman"/>
+          <w:szCs w:val="24"/>
+        </w:rPr>
+        <w:t>bot</w:t>
+      </w:r>
+      <w:proofErr w:type="spellEnd"/>
+      <w:r>
+        <w:rPr>
+          <w:rFonts w:cs="Times New Roman"/>
+          <w:szCs w:val="24"/>
+        </w:rPr>
+        <w:t xml:space="preserve"> confirma la recepción y cierra la conversación.</w:t>
+      </w:r>
+    </w:p>
+    <w:p>
+      <w:pPr>
+        <w:rPr>
+          <w:rFonts w:cs="Times New Roman"/>
+          <w:szCs w:val="24"/>
+        </w:rPr>
+      </w:pPr>
+      <w:r>
+        <w:rPr>
+          <w:rFonts w:cs="Times New Roman"/>
+          <w:szCs w:val="24"/>
+        </w:rPr>
+        <w:t xml:space="preserve">Formatos admitidos: imagen y documento PDF. El límite configurado es de 10 MB. Un mensaje de texto solo no completa el proceso; el </w:t>
+      </w:r>
+      <w:proofErr w:type="spellStart"/>
+      <w:r>
+        <w:rPr>
+          <w:rFonts w:cs="Times New Roman"/>
+          <w:szCs w:val="24"/>
+        </w:rPr>
+        <w:t>bot</w:t>
+      </w:r>
+      <w:proofErr w:type="spellEnd"/>
+      <w:r>
+        <w:rPr>
+          <w:rFonts w:cs="Times New Roman"/>
+          <w:szCs w:val="24"/>
+        </w:rPr>
+        <w:t xml:space="preserve"> volverá a solicitar el archivo.</w:t>
       </w:r>
     </w:p>
     <w:p>
@@ -5020,7 +5208,7 @@
           <w:szCs w:val="24"/>
         </w:rPr>
       </w:pPr>
-      <w:bookmarkStart w:id="8" w:name="_Toc240627403"/>
+      <w:bookmarkStart w:id="8" w:name="_Toc240633265"/>
       <w:r>
         <w:rPr>
           <w:rFonts w:ascii="Times New Roman" w:hAnsi="Times New Roman" w:cs="Times New Roman"/>
@@ -5153,7 +5341,23 @@
           <w:rFonts w:cs="Times New Roman"/>
           <w:szCs w:val="24"/>
         </w:rPr>
-        <w:t>El bot confirma el número de ticket, identifica el servicio afectado e informa que será atendido por orden de llegada.</w:t>
+        <w:t xml:space="preserve">El </w:t>
+      </w:r>
+      <w:proofErr w:type="spellStart"/>
+      <w:r>
+        <w:rPr>
+          <w:rFonts w:cs="Times New Roman"/>
+          <w:szCs w:val="24"/>
+        </w:rPr>
+        <w:t>bot</w:t>
+      </w:r>
+      <w:proofErr w:type="spellEnd"/>
+      <w:r>
+        <w:rPr>
+          <w:rFonts w:cs="Times New Roman"/>
+          <w:szCs w:val="24"/>
+        </w:rPr>
+        <w:t xml:space="preserve"> confirma el número de ticket, identifica el servicio afectado e informa que será atendido por orden de llegada.</w:t>
       </w:r>
     </w:p>
     <w:p>
@@ -5307,43 +5511,14 @@
           <w:szCs w:val="24"/>
         </w:rPr>
       </w:pPr>
-    </w:p>
-    <w:p>
-      <w:pPr>
-        <w:pStyle w:val="Ttulo1"/>
+      <w:bookmarkStart w:id="9" w:name="_Toc240633266"/>
+      <w:r>
         <w:rPr>
           <w:rFonts w:ascii="Times New Roman" w:hAnsi="Times New Roman" w:cs="Times New Roman"/>
           <w:sz w:val="24"/>
           <w:szCs w:val="24"/>
         </w:rPr>
-      </w:pPr>
-    </w:p>
-    <w:p>
-      <w:pPr>
-        <w:pStyle w:val="Ttulo1"/>
-        <w:rPr>
-          <w:rFonts w:ascii="Times New Roman" w:hAnsi="Times New Roman" w:cs="Times New Roman"/>
-          <w:sz w:val="24"/>
-          <w:szCs w:val="24"/>
-        </w:rPr>
-      </w:pPr>
-    </w:p>
-    <w:p>
-      <w:pPr>
-        <w:pStyle w:val="Ttulo1"/>
-        <w:rPr>
-          <w:rFonts w:ascii="Times New Roman" w:hAnsi="Times New Roman" w:cs="Times New Roman"/>
-          <w:sz w:val="24"/>
-          <w:szCs w:val="24"/>
-        </w:rPr>
-      </w:pPr>
-      <w:bookmarkStart w:id="9" w:name="_Toc240627404"/>
-      <w:r>
-        <w:rPr>
-          <w:rFonts w:ascii="Times New Roman" w:hAnsi="Times New Roman" w:cs="Times New Roman"/>
-          <w:sz w:val="24"/>
-          <w:szCs w:val="24"/>
-        </w:rPr>
+        <w:lastRenderedPageBreak/>
         <w:t>10. Atención humana</w:t>
       </w:r>
       <w:bookmarkEnd w:id="9"/>
@@ -5360,7 +5535,23 @@
           <w:rFonts w:cs="Times New Roman"/>
           <w:szCs w:val="24"/>
         </w:rPr>
-        <w:t>La derivación ocurre cuando el cliente elige la opción 4 o cuando el bot no reconoce la intención después de dos intentos. La conversación cambia al estado Escalada y queda disponible para el primer empleado que la tome.</w:t>
+        <w:t xml:space="preserve">La derivación ocurre cuando el cliente elige la opción 4 o cuando el </w:t>
+      </w:r>
+      <w:proofErr w:type="spellStart"/>
+      <w:r>
+        <w:rPr>
+          <w:rFonts w:cs="Times New Roman"/>
+          <w:szCs w:val="24"/>
+        </w:rPr>
+        <w:t>bot</w:t>
+      </w:r>
+      <w:proofErr w:type="spellEnd"/>
+      <w:r>
+        <w:rPr>
+          <w:rFonts w:cs="Times New Roman"/>
+          <w:szCs w:val="24"/>
+        </w:rPr>
+        <w:t xml:space="preserve"> no reconoce la intención después de dos intentos. La conversación cambia al estado Escalada y queda disponible para el primer empleado que la tome.</w:t>
       </w:r>
     </w:p>
     <w:p>
@@ -5435,7 +5626,23 @@
           <w:rFonts w:cs="Times New Roman"/>
           <w:szCs w:val="24"/>
         </w:rPr>
-        <w:t>Presione Tomar conversación. Desde ese momento el bot deja de responder automáticamente.</w:t>
+        <w:t xml:space="preserve">Presione Tomar conversación. Desde ese momento el </w:t>
+      </w:r>
+      <w:proofErr w:type="spellStart"/>
+      <w:r>
+        <w:rPr>
+          <w:rFonts w:cs="Times New Roman"/>
+          <w:szCs w:val="24"/>
+        </w:rPr>
+        <w:t>bot</w:t>
+      </w:r>
+      <w:proofErr w:type="spellEnd"/>
+      <w:r>
+        <w:rPr>
+          <w:rFonts w:cs="Times New Roman"/>
+          <w:szCs w:val="24"/>
+        </w:rPr>
+        <w:t xml:space="preserve"> deja de responder automáticamente.</w:t>
       </w:r>
     </w:p>
     <w:p>
@@ -5629,27 +5836,7 @@
           <w:szCs w:val="24"/>
         </w:rPr>
       </w:pPr>
-    </w:p>
-    <w:p>
-      <w:pPr>
-        <w:pStyle w:val="Ttulo1"/>
-        <w:rPr>
-          <w:rFonts w:ascii="Times New Roman" w:hAnsi="Times New Roman" w:cs="Times New Roman"/>
-          <w:sz w:val="24"/>
-          <w:szCs w:val="24"/>
-        </w:rPr>
-      </w:pPr>
-    </w:p>
-    <w:p>
-      <w:pPr>
-        <w:pStyle w:val="Ttulo1"/>
-        <w:rPr>
-          <w:rFonts w:ascii="Times New Roman" w:hAnsi="Times New Roman" w:cs="Times New Roman"/>
-          <w:sz w:val="24"/>
-          <w:szCs w:val="24"/>
-        </w:rPr>
-      </w:pPr>
-      <w:bookmarkStart w:id="10" w:name="_Toc240627405"/>
+      <w:bookmarkStart w:id="10" w:name="_Toc240633267"/>
       <w:r>
         <w:rPr>
           <w:rFonts w:ascii="Times New Roman" w:hAnsi="Times New Roman" w:cs="Times New Roman"/>
@@ -5775,7 +5962,6 @@
                 <w:rFonts w:cs="Times New Roman"/>
                 <w:szCs w:val="24"/>
               </w:rPr>
-              <w:lastRenderedPageBreak/>
               <w:t>Cliente</w:t>
             </w:r>
           </w:p>
@@ -6091,6 +6277,7 @@
           <w:rFonts w:cs="Times New Roman"/>
           <w:szCs w:val="24"/>
         </w:rPr>
+        <w:lastRenderedPageBreak/>
         <w:t>Use el campo de búsqueda para localizar por cliente o número de WhatsApp. El selector permite mostrar todos los estados o solamente conversaciones abiertas, escaladas o cerradas. Seleccione Ver conversación para acceder al detalle.</w:t>
       </w:r>
     </w:p>
@@ -6153,7 +6340,7 @@
           <w:szCs w:val="24"/>
         </w:rPr>
       </w:pPr>
-      <w:bookmarkStart w:id="11" w:name="_Toc240627406"/>
+      <w:bookmarkStart w:id="11" w:name="_Toc240633268"/>
       <w:r>
         <w:rPr>
           <w:rFonts w:ascii="Times New Roman" w:hAnsi="Times New Roman" w:cs="Times New Roman"/>
@@ -6210,7 +6397,23 @@
           <w:rFonts w:cs="Times New Roman"/>
           <w:szCs w:val="24"/>
         </w:rPr>
-        <w:t>• Mensajes del bot: muestran las respuestas automáticas de Villafañe Wifi.</w:t>
+        <w:t xml:space="preserve">• Mensajes del </w:t>
+      </w:r>
+      <w:proofErr w:type="spellStart"/>
+      <w:r>
+        <w:rPr>
+          <w:rFonts w:cs="Times New Roman"/>
+          <w:szCs w:val="24"/>
+        </w:rPr>
+        <w:t>bot</w:t>
+      </w:r>
+      <w:proofErr w:type="spellEnd"/>
+      <w:r>
+        <w:rPr>
+          <w:rFonts w:cs="Times New Roman"/>
+          <w:szCs w:val="24"/>
+        </w:rPr>
+        <w:t>: muestran las respuestas automáticas de Villafañe Wifi.</w:t>
       </w:r>
     </w:p>
     <w:p>
@@ -6346,6 +6549,16 @@
     </w:p>
     <w:p>
       <w:pPr>
+        <w:spacing w:after="60"/>
+        <w:ind w:left="397" w:hanging="198"/>
+        <w:rPr>
+          <w:rFonts w:cs="Times New Roman"/>
+          <w:szCs w:val="24"/>
+        </w:rPr>
+      </w:pPr>
+    </w:p>
+    <w:p>
+      <w:pPr>
         <w:pStyle w:val="Ttulo1"/>
         <w:rPr>
           <w:rFonts w:ascii="Times New Roman" w:hAnsi="Times New Roman" w:cs="Times New Roman"/>
@@ -6353,7 +6566,7 @@
           <w:szCs w:val="24"/>
         </w:rPr>
       </w:pPr>
-      <w:bookmarkStart w:id="12" w:name="_Toc240627407"/>
+      <w:bookmarkStart w:id="12" w:name="_Toc240633269"/>
       <w:r>
         <w:rPr>
           <w:rFonts w:ascii="Times New Roman" w:hAnsi="Times New Roman" w:cs="Times New Roman"/>
@@ -6895,7 +7108,7 @@
           <w:szCs w:val="24"/>
         </w:rPr>
       </w:pPr>
-      <w:bookmarkStart w:id="13" w:name="_Toc240627408"/>
+      <w:bookmarkStart w:id="13" w:name="_Toc240633270"/>
       <w:r>
         <w:rPr>
           <w:rFonts w:ascii="Times New Roman" w:hAnsi="Times New Roman" w:cs="Times New Roman"/>
@@ -7378,21 +7591,6 @@
     </w:p>
     <w:p>
       <w:pPr>
-        <w:rPr>
-          <w:rFonts w:cs="Times New Roman"/>
-          <w:szCs w:val="24"/>
-        </w:rPr>
-      </w:pPr>
-      <w:r>
-        <w:rPr>
-          <w:rFonts w:cs="Times New Roman"/>
-          <w:szCs w:val="24"/>
-        </w:rPr>
-        <w:br w:type="page"/>
-      </w:r>
-    </w:p>
-    <w:p>
-      <w:pPr>
         <w:pStyle w:val="Ttulo1"/>
         <w:rPr>
           <w:rFonts w:ascii="Times New Roman" w:hAnsi="Times New Roman" w:cs="Times New Roman"/>
@@ -7400,14 +7598,13 @@
           <w:szCs w:val="24"/>
         </w:rPr>
       </w:pPr>
-      <w:bookmarkStart w:id="14" w:name="_Toc240627409"/>
+      <w:bookmarkStart w:id="14" w:name="_Toc240633271"/>
       <w:r>
         <w:rPr>
           <w:rFonts w:ascii="Times New Roman" w:hAnsi="Times New Roman" w:cs="Times New Roman"/>
           <w:sz w:val="24"/>
           <w:szCs w:val="24"/>
         </w:rPr>
-        <w:lastRenderedPageBreak/>
         <w:t>15. Uso con WhatsApp real</w:t>
       </w:r>
       <w:bookmarkEnd w:id="14"/>
@@ -7424,7 +7621,23 @@
           <w:rFonts w:cs="Times New Roman"/>
           <w:szCs w:val="24"/>
         </w:rPr>
-        <w:t>Cuando la integración con WhatsApp Cloud API está activa, el cliente utiliza la aplicación WhatsApp habitual. No necesita ingresar al panel web. El sistema recibe sus mensajes por el webhook configurado y envía las respuestas mediante la cuenta de WhatsApp Business de Villafañe Wifi.</w:t>
+        <w:t xml:space="preserve">Cuando la integración con WhatsApp Cloud API está activa, el cliente utiliza la aplicación WhatsApp habitual. No necesita ingresar al panel web. El sistema recibe sus mensajes por el </w:t>
+      </w:r>
+      <w:proofErr w:type="spellStart"/>
+      <w:r>
+        <w:rPr>
+          <w:rFonts w:cs="Times New Roman"/>
+          <w:szCs w:val="24"/>
+        </w:rPr>
+        <w:t>webhook</w:t>
+      </w:r>
+      <w:proofErr w:type="spellEnd"/>
+      <w:r>
+        <w:rPr>
+          <w:rFonts w:cs="Times New Roman"/>
+          <w:szCs w:val="24"/>
+        </w:rPr>
+        <w:t xml:space="preserve"> configurado y envía las respuestas mediante la cuenta de WhatsApp Business de Villafañe Wifi.</w:t>
       </w:r>
     </w:p>
     <w:p>
@@ -7499,7 +7712,23 @@
           <w:rFonts w:cs="Times New Roman"/>
           <w:szCs w:val="24"/>
         </w:rPr>
-        <w:t>El bot responde con el saludo y la opción correspondiente.</w:t>
+        <w:t xml:space="preserve">El </w:t>
+      </w:r>
+      <w:proofErr w:type="spellStart"/>
+      <w:r>
+        <w:rPr>
+          <w:rFonts w:cs="Times New Roman"/>
+          <w:szCs w:val="24"/>
+        </w:rPr>
+        <w:t>bot</w:t>
+      </w:r>
+      <w:proofErr w:type="spellEnd"/>
+      <w:r>
+        <w:rPr>
+          <w:rFonts w:cs="Times New Roman"/>
+          <w:szCs w:val="24"/>
+        </w:rPr>
+        <w:t xml:space="preserve"> responde con el saludo y la opción correspondiente.</w:t>
       </w:r>
     </w:p>
     <w:p>
@@ -7643,7 +7872,7 @@
           <w:szCs w:val="24"/>
         </w:rPr>
       </w:pPr>
-      <w:bookmarkStart w:id="15" w:name="_Toc240627410"/>
+      <w:bookmarkStart w:id="15" w:name="_Toc240633272"/>
       <w:r>
         <w:rPr>
           <w:rFonts w:ascii="Times New Roman" w:hAnsi="Times New Roman" w:cs="Times New Roman"/>
@@ -7807,7 +8036,23 @@
                 <w:rFonts w:cs="Times New Roman"/>
                 <w:szCs w:val="24"/>
               </w:rPr>
-              <w:t>El bot no identifica al cliente</w:t>
+              <w:t xml:space="preserve">El </w:t>
+            </w:r>
+            <w:proofErr w:type="spellStart"/>
+            <w:r>
+              <w:rPr>
+                <w:rFonts w:cs="Times New Roman"/>
+                <w:szCs w:val="24"/>
+              </w:rPr>
+              <w:t>bot</w:t>
+            </w:r>
+            <w:proofErr w:type="spellEnd"/>
+            <w:r>
+              <w:rPr>
+                <w:rFonts w:cs="Times New Roman"/>
+                <w:szCs w:val="24"/>
+              </w:rPr>
+              <w:t xml:space="preserve"> no identifica al cliente</w:t>
             </w:r>
           </w:p>
         </w:tc>
@@ -7860,7 +8105,23 @@
                 <w:rFonts w:cs="Times New Roman"/>
                 <w:szCs w:val="24"/>
               </w:rPr>
-              <w:t>El bot repite una pregunta</w:t>
+              <w:t xml:space="preserve">El </w:t>
+            </w:r>
+            <w:proofErr w:type="spellStart"/>
+            <w:r>
+              <w:rPr>
+                <w:rFonts w:cs="Times New Roman"/>
+                <w:szCs w:val="24"/>
+              </w:rPr>
+              <w:t>bot</w:t>
+            </w:r>
+            <w:proofErr w:type="spellEnd"/>
+            <w:r>
+              <w:rPr>
+                <w:rFonts w:cs="Times New Roman"/>
+                <w:szCs w:val="24"/>
+              </w:rPr>
+              <w:t xml:space="preserve"> repite una pregunta</w:t>
             </w:r>
           </w:p>
         </w:tc>
@@ -7913,6 +8174,7 @@
                 <w:rFonts w:cs="Times New Roman"/>
                 <w:szCs w:val="24"/>
               </w:rPr>
+              <w:lastRenderedPageBreak/>
               <w:t>No acepta el comprobante</w:t>
             </w:r>
           </w:p>
@@ -8163,56 +8425,6 @@
         </w:rPr>
       </w:pPr>
     </w:p>
-    <w:tbl>
-      <w:tblPr>
-        <w:tblW w:w="0" w:type="auto"/>
-        <w:jc w:val="center"/>
-        <w:tblBorders>
-          <w:top w:val="single" w:sz="8" w:space="0" w:color="C55A11"/>
-          <w:left w:val="single" w:sz="8" w:space="0" w:color="C55A11"/>
-          <w:bottom w:val="single" w:sz="8" w:space="0" w:color="C55A11"/>
-          <w:right w:val="single" w:sz="8" w:space="0" w:color="C55A11"/>
-          <w:insideH w:val="single" w:sz="8" w:space="0" w:color="C55A11"/>
-          <w:insideV w:val="single" w:sz="8" w:space="0" w:color="C55A11"/>
-        </w:tblBorders>
-        <w:tblLook w:val="04A0" w:firstRow="1" w:lastRow="0" w:firstColumn="1" w:lastColumn="0" w:noHBand="0" w:noVBand="1"/>
-      </w:tblPr>
-      <w:tblGrid>
-        <w:gridCol w:w="8768"/>
-      </w:tblGrid>
-      <w:tr>
-        <w:trPr>
-          <w:jc w:val="center"/>
-        </w:trPr>
-        <w:tc>
-          <w:tcPr>
-            <w:tcW w:w="8788" w:type="dxa"/>
-            <w:shd w:val="clear" w:color="auto" w:fill="FFF2CC"/>
-          </w:tcPr>
-          <w:p>
-            <w:pPr>
-              <w:spacing w:after="0"/>
-              <w:jc w:val="left"/>
-              <w:rPr>
-                <w:rFonts w:cs="Times New Roman"/>
-                <w:szCs w:val="24"/>
-              </w:rPr>
-            </w:pPr>
-            <w:r>
-              <w:rPr>
-                <w:rFonts w:cs="Times New Roman"/>
-                <w:b/>
-                <w:i/>
-                <w:color w:val="C55A11"/>
-                <w:szCs w:val="24"/>
-              </w:rPr>
-              <w:lastRenderedPageBreak/>
-              <w:t>Importante: Nunca comparta tokens, secretos de aplicación ni credenciales mediante capturas, correo o mensajería. Esos valores deben permanecer solamente en la configuración segura del servidor.</w:t>
-            </w:r>
-          </w:p>
-        </w:tc>
-      </w:tr>
-    </w:tbl>
     <w:p>
       <w:pPr>
         <w:spacing w:after="0"/>
@@ -8246,7 +8458,7 @@
           <w:szCs w:val="24"/>
         </w:rPr>
       </w:pPr>
-      <w:bookmarkStart w:id="16" w:name="_Toc240627411"/>
+      <w:bookmarkStart w:id="16" w:name="_Toc240633273"/>
       <w:r>
         <w:rPr>
           <w:rFonts w:ascii="Times New Roman" w:hAnsi="Times New Roman" w:cs="Times New Roman"/>
@@ -8295,7 +8507,39 @@
           <w:rFonts w:cs="Times New Roman"/>
           <w:szCs w:val="24"/>
         </w:rPr>
-        <w:t>Iniciar MariaDB y el sistema mediante el launcher del proyecto.</w:t>
+        <w:t xml:space="preserve">Iniciar </w:t>
+      </w:r>
+      <w:proofErr w:type="spellStart"/>
+      <w:r>
+        <w:rPr>
+          <w:rFonts w:cs="Times New Roman"/>
+          <w:szCs w:val="24"/>
+        </w:rPr>
+        <w:t>MariaDB</w:t>
+      </w:r>
+      <w:proofErr w:type="spellEnd"/>
+      <w:r>
+        <w:rPr>
+          <w:rFonts w:cs="Times New Roman"/>
+          <w:szCs w:val="24"/>
+        </w:rPr>
+        <w:t xml:space="preserve"> y el sistema mediante el </w:t>
+      </w:r>
+      <w:proofErr w:type="spellStart"/>
+      <w:r>
+        <w:rPr>
+          <w:rFonts w:cs="Times New Roman"/>
+          <w:szCs w:val="24"/>
+        </w:rPr>
+        <w:t>launcher</w:t>
+      </w:r>
+      <w:proofErr w:type="spellEnd"/>
+      <w:r>
+        <w:rPr>
+          <w:rFonts w:cs="Times New Roman"/>
+          <w:szCs w:val="24"/>
+        </w:rPr>
+        <w:t xml:space="preserve"> del proyecto.</w:t>
       </w:r>
     </w:p>
     <w:p>
